--- a/docs/generated/karthik_startup_resume.docx
+++ b/docs/generated/karthik_startup_resume.docx
@@ -88,77 +88,7 @@
           <w:color w:val="111827"/>
           <w:sz w:val="20"/>
         </w:rPr>
-        <w:t>- Python scripts that automate repetitive workflows</w:t>
-      </w:r>
-    </w:p>
-    <w:p>
-      <w:pPr>
-        <w:spacing w:after="40"/>
-        <w:ind w:left="317" w:hanging="173"/>
-      </w:pPr>
-      <w:r>
-        <w:rPr>
-          <w:rFonts w:ascii="Arial" w:hAnsi="Arial" w:eastAsia="Arial"/>
-          <w:color w:val="111827"/>
-          <w:sz w:val="20"/>
-        </w:rPr>
-        <w:t>- PDF/DOCX report generation</w:t>
-      </w:r>
-    </w:p>
-    <w:p>
-      <w:pPr>
-        <w:spacing w:after="40"/>
-        <w:ind w:left="317" w:hanging="173"/>
-      </w:pPr>
-      <w:r>
-        <w:rPr>
-          <w:rFonts w:ascii="Arial" w:hAnsi="Arial" w:eastAsia="Arial"/>
-          <w:color w:val="111827"/>
-          <w:sz w:val="20"/>
-        </w:rPr>
-        <w:t>- React dashboards and internal-tool screens</w:t>
-      </w:r>
-    </w:p>
-    <w:p>
-      <w:pPr>
-        <w:spacing w:after="40"/>
-        <w:ind w:left="317" w:hanging="173"/>
-      </w:pPr>
-      <w:r>
-        <w:rPr>
-          <w:rFonts w:ascii="Arial" w:hAnsi="Arial" w:eastAsia="Arial"/>
-          <w:color w:val="111827"/>
-          <w:sz w:val="20"/>
-        </w:rPr>
-        <w:t>- Data cleanup and structured summaries</w:t>
-      </w:r>
-    </w:p>
-    <w:p>
-      <w:pPr>
-        <w:spacing w:after="40"/>
-        <w:ind w:left="317" w:hanging="173"/>
-      </w:pPr>
-      <w:r>
-        <w:rPr>
-          <w:rFonts w:ascii="Arial" w:hAnsi="Arial" w:eastAsia="Arial"/>
-          <w:color w:val="111827"/>
-          <w:sz w:val="20"/>
-        </w:rPr>
-        <w:t>- Internal tools for small teams</w:t>
-      </w:r>
-    </w:p>
-    <w:p>
-      <w:pPr>
-        <w:spacing w:after="40"/>
-        <w:ind w:left="317" w:hanging="173"/>
-      </w:pPr>
-      <w:r>
-        <w:rPr>
-          <w:rFonts w:ascii="Arial" w:hAnsi="Arial" w:eastAsia="Arial"/>
-          <w:color w:val="111827"/>
-          <w:sz w:val="20"/>
-        </w:rPr>
-        <w:t>- AI-assisted prototyping, prompt workflows, documentation, and testing</w:t>
+        <w:t>- Python automation, PDF/DOCX report generation, React dashboards and internal tools, data cleanup and structured summaries, and AI-assisted prototyping with documentation and testing.</w:t>
       </w:r>
     </w:p>
     <w:p>
@@ -208,49 +138,7 @@
           <w:color w:val="111827"/>
           <w:sz w:val="20"/>
         </w:rPr>
-        <w:t>- Replaced scattered rental searching with a structured shortlist.</w:t>
-      </w:r>
-    </w:p>
-    <w:p>
-      <w:pPr>
-        <w:spacing w:after="40"/>
-        <w:ind w:left="317" w:hanging="173"/>
-      </w:pPr>
-      <w:r>
-        <w:rPr>
-          <w:rFonts w:ascii="Arial" w:hAnsi="Arial" w:eastAsia="Arial"/>
-          <w:color w:val="111827"/>
-          <w:sz w:val="20"/>
-        </w:rPr>
-        <w:t>- Turned public listing data into a ranked report with budget and commute logic.</w:t>
-      </w:r>
-    </w:p>
-    <w:p>
-      <w:pPr>
-        <w:spacing w:after="40"/>
-        <w:ind w:left="317" w:hanging="173"/>
-      </w:pPr>
-      <w:r>
-        <w:rPr>
-          <w:rFonts w:ascii="Arial" w:hAnsi="Arial" w:eastAsia="Arial"/>
-          <w:color w:val="111827"/>
-          <w:sz w:val="20"/>
-        </w:rPr>
-        <w:t>- Produced family-ready outputs: PDF, DOCX, Markdown, and WhatsApp summary.</w:t>
-      </w:r>
-    </w:p>
-    <w:p>
-      <w:pPr>
-        <w:spacing w:after="40"/>
-        <w:ind w:left="317" w:hanging="173"/>
-      </w:pPr>
-      <w:r>
-        <w:rPr>
-          <w:rFonts w:ascii="Arial" w:hAnsi="Arial" w:eastAsia="Arial"/>
-          <w:color w:val="111827"/>
-          <w:sz w:val="20"/>
-        </w:rPr>
-        <w:t>- Included real-world safeguards: water, internet, safety, deposit, and agreement verification checklist.</w:t>
+        <w:t>- Replaced scattered rental searching with a structured shortlist, budget and commute logic, PDF/DOCX/Markdown outputs, and real-world verification safeguards.</w:t>
       </w:r>
     </w:p>
     <w:p>
@@ -314,7 +202,7 @@
           <w:color w:val="111827"/>
           <w:sz w:val="20"/>
         </w:rPr>
-        <w:t>Python, JavaScript, React, Vite, Supabase, Django basics, HTML, CSS, TypeScript basics, REST APIs, PostgreSQL, Git, GitHub, GitHub Actions, Docker basics, Codex, ChatGPT, AI-assisted development, prompt engineering, ERP development, dashboard development, business software, automation, PDF/DOCX generation, responsive web design, UI/UX design, basic testing, CI/CD basics, CLI tools, technical documentation, GSAP basics, Framer Motion basics</w:t>
+        <w:t>Python, JavaScript, React, Vite, Supabase, Django basics, HTML, CSS, C, data analysis, data structures, TypeScript basics, REST APIs, PostgreSQL, Git, GitHub, GitHub Actions, cloud fundamentals, Docker basics, Codex, ChatGPT, AI-assisted development, prompt engineering, ERP development, dashboard development, business software, automation, PDF/DOCX generation, responsive web design, UI/UX design, basic testing, CI/CD basics, CLI tools, technical documentation, GSAP basics, Framer Motion basics</w:t>
       </w:r>
     </w:p>
     <w:p>
@@ -322,7 +210,7 @@
         <w:pStyle w:val="Heading1"/>
       </w:pPr>
       <w:r>
-        <w:t>Work Style</w:t>
+        <w:t>Learning Evidence</w:t>
       </w:r>
     </w:p>
     <w:p>
@@ -336,63 +224,7 @@
           <w:color w:val="111827"/>
           <w:sz w:val="20"/>
         </w:rPr>
-        <w:t>- I communicate progress clearly.</w:t>
-      </w:r>
-    </w:p>
-    <w:p>
-      <w:pPr>
-        <w:spacing w:after="40"/>
-        <w:ind w:left="317" w:hanging="173"/>
-      </w:pPr>
-      <w:r>
-        <w:rPr>
-          <w:rFonts w:ascii="Arial" w:hAnsi="Arial" w:eastAsia="Arial"/>
-          <w:color w:val="111827"/>
-          <w:sz w:val="20"/>
-        </w:rPr>
-        <w:t>- I document setup and usage.</w:t>
-      </w:r>
-    </w:p>
-    <w:p>
-      <w:pPr>
-        <w:spacing w:after="40"/>
-        <w:ind w:left="317" w:hanging="173"/>
-      </w:pPr>
-      <w:r>
-        <w:rPr>
-          <w:rFonts w:ascii="Arial" w:hAnsi="Arial" w:eastAsia="Arial"/>
-          <w:color w:val="111827"/>
-          <w:sz w:val="20"/>
-        </w:rPr>
-        <w:t>- I prefer small working versions over vague big promises.</w:t>
-      </w:r>
-    </w:p>
-    <w:p>
-      <w:pPr>
-        <w:spacing w:after="40"/>
-        <w:ind w:left="317" w:hanging="173"/>
-      </w:pPr>
-      <w:r>
-        <w:rPr>
-          <w:rFonts w:ascii="Arial" w:hAnsi="Arial" w:eastAsia="Arial"/>
-          <w:color w:val="111827"/>
-          <w:sz w:val="20"/>
-        </w:rPr>
-        <w:t>- I verify AI-assisted work before treating it as finished.</w:t>
-      </w:r>
-    </w:p>
-    <w:p>
-      <w:pPr>
-        <w:spacing w:after="40"/>
-        <w:ind w:left="317" w:hanging="173"/>
-      </w:pPr>
-      <w:r>
-        <w:rPr>
-          <w:rFonts w:ascii="Arial" w:hAnsi="Arial" w:eastAsia="Arial"/>
-          <w:color w:val="111827"/>
-          <w:sz w:val="20"/>
-        </w:rPr>
-        <w:t>- I can learn fast when the problem is real.</w:t>
+        <w:t>- Completed 23 course credentials across machine learning, generative AI, cloud fundamentals, cybersecurity, programming, data analysis, and front-end development. Certificate archive available from the portfolio.</w:t>
       </w:r>
     </w:p>
     <w:p>

--- a/docs/generated/karthik_startup_resume.docx
+++ b/docs/generated/karthik_startup_resume.docx
@@ -11,8 +11,8 @@
         <w:rPr>
           <w:rFonts w:ascii="Arial" w:hAnsi="Arial" w:eastAsia="Arial"/>
           <w:b/>
-          <w:color w:val="111827"/>
-          <w:sz w:val="40"/>
+          <w:color w:val="171713"/>
+          <w:sz w:val="42"/>
         </w:rPr>
         <w:t>Deepan Karthick</w:t>
       </w:r>
@@ -26,10 +26,10 @@
         <w:rPr>
           <w:rFonts w:ascii="Arial" w:hAnsi="Arial" w:eastAsia="Arial"/>
           <w:b w:val="0"/>
-          <w:color w:val="0F766E"/>
+          <w:color w:val="C4512B"/>
           <w:sz w:val="21"/>
         </w:rPr>
-        <w:t>Python automation + React dashboards + practical business software</w:t>
+        <w:t>Practical software for real business decisions</w:t>
       </w:r>
     </w:p>
     <w:p>
@@ -42,9 +42,9 @@
           <w:rFonts w:ascii="Arial" w:hAnsi="Arial" w:eastAsia="Arial"/>
           <w:b w:val="0"/>
           <w:color w:val="4B5563"/>
-          <w:sz w:val="17"/>
+          <w:sz w:val="16"/>
         </w:rPr>
-        <w:t>deepankarthick212@gmail.com | 9487572163 | Coimbatore, Tamil Nadu, India | GitHub: https://github.com/darkraigamer212-cmd/career-application-kit | LinkedIn: https://www.linkedin.com/in/deepan-karthick-166735374/ | Portfolio: https://darkraigamer212-cmd.github.io/career-application-kit/portfolio/</w:t>
+        <w:t>deepankarthick212@gmail.com | 9487572163 | Coimbatore, Tamil Nadu, India | GitHub: https://github.com/darkraigamer212-cmd | LinkedIn: https://www.linkedin.com/in/deepan-karthick-166735374/ | Portfolio: https://deepan-karthick-portfolio.industrious-keyboard.workers.dev/</w:t>
       </w:r>
     </w:p>
     <w:p>
@@ -66,7 +66,7 @@
           <w:color w:val="111827"/>
           <w:sz w:val="20"/>
         </w:rPr>
-        <w:t>I build practical tools that turn messy work into usable software: ranked lists, PDF/DOCX reports, React dashboards, ERP-style workflows, automations, and AI-assisted development workflows with manual verification. I am looking for remote internships, freelance projects, contract work, and part-time developer roles where speed, ownership, and clear communication matter.</w:t>
+        <w:t>B.Sc. Computer Science with AI student turning unclear, manual work into small, reviewable software. Current proof: two working business products plus 30 certificate-connected prototypes. I use AI to accelerate planning and debugging while keeping rules, claims, tests, privacy boundaries, and documentation manually reviewable.</w:t>
       </w:r>
     </w:p>
     <w:p>
@@ -74,21 +74,20 @@
         <w:pStyle w:val="Heading1"/>
       </w:pPr>
       <w:r>
-        <w:t>What I Can Help With</w:t>
+        <w:t>What I Build</w:t>
       </w:r>
     </w:p>
     <w:p>
       <w:pPr>
-        <w:spacing w:after="40"/>
-        <w:ind w:left="317" w:hanging="173"/>
+        <w:pStyle w:val="ListBullet"/>
       </w:pPr>
       <w:r>
         <w:rPr>
           <w:rFonts w:ascii="Arial" w:hAnsi="Arial" w:eastAsia="Arial"/>
           <w:color w:val="111827"/>
-          <w:sz w:val="20"/>
+          <w:sz w:val="18"/>
         </w:rPr>
-        <w:t>- Python automation, PDF/DOCX report generation, React dashboards and internal tools, data cleanup and structured summaries, and AI-assisted prototyping with documentation and testing.</w:t>
+        <w:t>React dashboards and internal tools; local-business workflow software; Python/JavaScript automation; data validation; defensive security planning tools; PDF/DOCX output; tested AI-assisted prototypes.</w:t>
       </w:r>
     </w:p>
     <w:p>
@@ -110,49 +109,20 @@
           <w:color w:val="111827"/>
           <w:sz w:val="20"/>
         </w:rPr>
-        <w:t>Rental Research Report Generator | Python, ReportLab, python-docx, JSON</w:t>
+        <w:t>01 / Printing Press ERP | React, TypeScript/JavaScript, Vite, Cloudflare</w:t>
       </w:r>
     </w:p>
     <w:p>
       <w:pPr>
-        <w:spacing w:after="40"/>
-        <w:ind w:left="317" w:hanging="173"/>
+        <w:pStyle w:val="ListBullet"/>
       </w:pPr>
       <w:r>
         <w:rPr>
           <w:rFonts w:ascii="Arial" w:hAnsi="Arial" w:eastAsia="Arial"/>
           <w:color w:val="111827"/>
-          <w:sz w:val="20"/>
+          <w:sz w:val="18"/>
         </w:rPr>
-        <w:t>- Built a Python tool that normalizes rental listing data, filters noisy results, ranks suitable houses, and generates decision reports in English and Tamil.</w:t>
-      </w:r>
-    </w:p>
-    <w:p>
-      <w:pPr>
-        <w:spacing w:after="40"/>
-        <w:ind w:left="317" w:hanging="173"/>
-      </w:pPr>
-      <w:r>
-        <w:rPr>
-          <w:rFonts w:ascii="Arial" w:hAnsi="Arial" w:eastAsia="Arial"/>
-          <w:color w:val="111827"/>
-          <w:sz w:val="20"/>
-        </w:rPr>
-        <w:t>- Replaced scattered rental searching with a structured shortlist, budget and commute logic, PDF/DOCX/Markdown outputs, and real-world verification safeguards.</w:t>
-      </w:r>
-    </w:p>
-    <w:p>
-      <w:pPr>
-        <w:spacing w:after="40"/>
-        <w:ind w:left="317" w:hanging="173"/>
-      </w:pPr>
-      <w:r>
-        <w:rPr>
-          <w:rFonts w:ascii="Arial" w:hAnsi="Arial" w:eastAsia="Arial"/>
-          <w:color w:val="111827"/>
-          <w:sz w:val="20"/>
-        </w:rPr>
-        <w:t>- Added offline sample data and unit tests so the project can be shown reliably without live portals.</w:t>
+        <w:t>Deployed a synthetic business-workflow demo with owner dashboards, local order/production workflows, persistence, route verification, and an explicit boundary from live client data and authentication.</w:t>
       </w:r>
     </w:p>
     <w:p>
@@ -166,21 +136,47 @@
           <w:color w:val="111827"/>
           <w:sz w:val="20"/>
         </w:rPr>
-        <w:t>Printing Press ERP / Business Management System | React, Supabase, business workflows</w:t>
+        <w:t>02 / Timber CFT Pro with Billing | React, JavaScript, deterministic domain modules</w:t>
       </w:r>
     </w:p>
     <w:p>
       <w:pPr>
-        <w:spacing w:after="40"/>
-        <w:ind w:left="317" w:hanging="173"/>
+        <w:pStyle w:val="ListBullet"/>
       </w:pPr>
       <w:r>
         <w:rPr>
           <w:rFonts w:ascii="Arial" w:hAnsi="Arial" w:eastAsia="Arial"/>
           <w:color w:val="111827"/>
+          <w:sz w:val="18"/>
+        </w:rPr>
+        <w:t>Preserved supplied timber measurement rules and added pricing, discount, GST, payments, balance/change, strict validation, local history, reopen, and print/Save PDF without shipping the imported client database.</w:t>
+      </w:r>
+    </w:p>
+    <w:p>
+      <w:pPr>
+        <w:spacing w:after="60" w:line="259" w:lineRule="auto"/>
+      </w:pPr>
+      <w:r>
+        <w:rPr>
+          <w:rFonts w:ascii="Arial" w:hAnsi="Arial" w:eastAsia="Arial"/>
+          <w:b/>
+          <w:color w:val="111827"/>
           <w:sz w:val="20"/>
         </w:rPr>
-        <w:t>- Built and deployed practical React/Supabase business software for workflow tracking and operational dashboards.</w:t>
+        <w:t>30 / Applied Labs | Five categories, 142 lab-focused tests</w:t>
+      </w:r>
+    </w:p>
+    <w:p>
+      <w:pPr>
+        <w:pStyle w:val="ListBullet"/>
+      </w:pPr>
+      <w:r>
+        <w:rPr>
+          <w:rFonts w:ascii="Arial" w:hAnsi="Arial" w:eastAsia="Arial"/>
+          <w:color w:val="111827"/>
+          <w:sz w:val="18"/>
+        </w:rPr>
+        <w:t>Each certificate maps to a working prototype with a named user, practical problem, inspectable decision logic, reusable output, tests, safety boundaries, and limitations. Selected labs generate claim evidence, regression harnesses, acceptance contracts, and rollback plans.</w:t>
       </w:r>
     </w:p>
     <w:p>
@@ -202,7 +198,7 @@
           <w:color w:val="111827"/>
           <w:sz w:val="20"/>
         </w:rPr>
-        <w:t>Python, JavaScript, React, Vite, Supabase, Django basics, HTML, CSS, C, data analysis, data structures, TypeScript basics, REST APIs, PostgreSQL, Git, GitHub, GitHub Actions, cloud fundamentals, Docker basics, Codex, ChatGPT, AI-assisted development, prompt engineering, ERP development, dashboard development, business software, automation, PDF/DOCX generation, responsive web design, UI/UX design, basic testing, CI/CD basics, CLI tools, technical documentation, GSAP basics, Framer Motion basics</w:t>
+        <w:t>React, JavaScript, Python, C, HTML, CSS, Vite, Git/GitHub, automated testing, responsive UI, dashboards, business workflows, data validation, defensive security tooling, cloud/networking fundamentals, Supabase/PostgreSQL basics, PDF/DOCX generation, technical documentation, and AI-assisted engineering with manual verification</w:t>
       </w:r>
     </w:p>
     <w:p>
@@ -215,16 +211,15 @@
     </w:p>
     <w:p>
       <w:pPr>
-        <w:spacing w:after="40"/>
-        <w:ind w:left="317" w:hanging="173"/>
+        <w:pStyle w:val="ListBullet"/>
       </w:pPr>
       <w:r>
         <w:rPr>
           <w:rFonts w:ascii="Arial" w:hAnsi="Arial" w:eastAsia="Arial"/>
           <w:color w:val="111827"/>
-          <w:sz w:val="20"/>
+          <w:sz w:val="18"/>
         </w:rPr>
-        <w:t>- Completed 23 course credentials across machine learning, generative AI, cloud fundamentals, cybersecurity, programming, data analysis, and front-end development. Certificate archive available from the portfolio.</w:t>
+        <w:t>Completed 30 credentials across machine learning, generative AI, cloud, networking, programming, data analysis, business, and cybersecurity; each is represented by a working Applied Lab.</w:t>
       </w:r>
     </w:p>
     <w:p>
@@ -237,21 +232,21 @@
     </w:p>
     <w:p>
       <w:pPr>
-        <w:spacing w:after="40"/>
-        <w:ind w:left="317" w:hanging="173"/>
+        <w:spacing w:after="60" w:line="259" w:lineRule="auto"/>
       </w:pPr>
       <w:r>
         <w:rPr>
           <w:rFonts w:ascii="Arial" w:hAnsi="Arial" w:eastAsia="Arial"/>
+          <w:b/>
           <w:color w:val="111827"/>
           <w:sz w:val="20"/>
         </w:rPr>
-        <w:t>- B.Sc. Computer Science with Artificial Intelligence, Rathinam Global University, Coimbatore - 2028</w:t>
+        <w:t>B.Sc. Computer Science with Artificial Intelligence, Rathinam Global University, Coimbatore - Expected 2028 | Semester 3 | CGPA 8.0</w:t>
       </w:r>
     </w:p>
     <w:sectPr>
       <w:pgSz w:w="12240" w:h="15840"/>
-      <w:pgMar w:top="936" w:right="1037" w:bottom="936" w:left="1037" w:header="720" w:footer="720" w:gutter="0"/>
+      <w:pgMar w:top="835" w:right="979" w:bottom="835" w:left="979" w:header="432" w:footer="432" w:gutter="0"/>
       <w:cols w:space="720"/>
       <w:docGrid w:linePitch="360"/>
     </w:sectPr>
@@ -623,11 +618,11 @@
     <w:qFormat/>
     <w:rsid w:val="00FC693F"/>
     <w:pPr>
-      <w:spacing w:after="60" w:line="259" w:lineRule="auto"/>
+      <w:spacing w:after="50" w:line="250" w:lineRule="auto"/>
     </w:pPr>
     <w:rPr>
       <w:rFonts w:ascii="Arial" w:hAnsi="Arial" w:eastAsia="Arial"/>
-      <w:sz w:val="20"/>
+      <w:sz w:val="18"/>
     </w:rPr>
   </w:style>
   <w:style w:type="paragraph" w:styleId="Header">
@@ -685,15 +680,15 @@
     <w:pPr>
       <w:keepNext/>
       <w:keepLines/>
-      <w:spacing w:before="160" w:after="60"/>
+      <w:spacing w:before="120" w:after="50"/>
       <w:outlineLvl w:val="0"/>
     </w:pPr>
     <w:rPr>
       <w:rFonts w:asciiTheme="majorHAnsi" w:eastAsiaTheme="majorEastAsia" w:hAnsiTheme="majorHAnsi" w:cstheme="majorBidi" w:ascii="Arial" w:hAnsi="Arial" w:eastAsia="Arial"/>
       <w:b/>
       <w:bCs/>
-      <w:color w:val="0F766E"/>
-      <w:sz w:val="26"/>
+      <w:color w:val="C4512B"/>
+      <w:sz w:val="24"/>
       <w:szCs w:val="28"/>
     </w:rPr>
   </w:style>
@@ -709,7 +704,7 @@
     <w:pPr>
       <w:keepNext/>
       <w:keepLines/>
-      <w:spacing w:before="160" w:after="60"/>
+      <w:spacing w:before="120" w:after="50"/>
       <w:outlineLvl w:val="1"/>
     </w:pPr>
     <w:rPr>
@@ -1156,8 +1151,14 @@
       <w:numPr>
         <w:numId w:val="1"/>
       </w:numPr>
+      <w:spacing w:after="36" w:line="247" w:lineRule="auto"/>
+      <w:ind w:left="346" w:hanging="202"/>
       <w:contextualSpacing/>
     </w:pPr>
+    <w:rPr>
+      <w:rFonts w:ascii="Arial" w:hAnsi="Arial" w:eastAsia="Arial"/>
+      <w:sz w:val="18"/>
+    </w:rPr>
   </w:style>
   <w:style w:type="paragraph" w:styleId="ListBullet2">
     <w:name w:val="List Bullet 2"/>
